--- a/cp2025-source-3-rpm-akhlak-kelas-viii-semester-1.docx
+++ b/cp2025-source-3-rpm-akhlak-kelas-viii-semester-1.docx
@@ -168,7 +168,7 @@
           <w:szCs w:val="22"/>
           <w:rtl w:val="0"/>
         </w:rPr>
-        <w:t xml:space="preserve">Materi Pokok: Husnuzan</w:t>
+        <w:t>Materi Pokok: husnudzon</w:t>
       </w:r>
     </w:p>
     <w:p>
@@ -766,7 +766,7 @@
                 <w:rFonts w:ascii="Arial" w:cs="Arial" w:eastAsia="Arial" w:hAnsi="Arial"/>
                 <w:rtl w:val="0"/>
               </w:rPr>
-              <w:t xml:space="preserve">Husnuzan</w:t>
+              <w:t>husnudzon</w:t>
             </w:r>
           </w:p>
         </w:tc>
@@ -1171,7 +1171,7 @@
                 <w:rFonts w:ascii="Arial" w:cs="Arial" w:eastAsia="Arial" w:hAnsi="Arial"/>
                 <w:rtl w:val="0"/>
               </w:rPr>
-              <w:t xml:space="preserve">Guru melakukan asesmen awal melalui pertanyaan pemantik dan kuis lisan singkat, misalnya: “Apa yang kalian ketahui tentang husnuzan?”, “Pernahkah kalian berprasangka buruk kepada teman?”, untuk memetakan kesenjangan pemahaman murid mengenai husnuzan sebelum pembelajaran dimulai.</w:t>
+              <w:t>Guru melakukan asesmen awal melalui pertanyaan pemantik dan kuis lisan singkat, misalnya: “Apa yang kalian ketahui tentang husnudzon?”, “Pernahkah kalian berprasangka buruk kepada teman?”, untuk memetakan kesenjangan pemahaman murid mengenai husnudzon sebelum pembelajaran dimulai.</w:t>
             </w:r>
           </w:p>
         </w:tc>
@@ -1249,7 +1249,7 @@
                 <w:rFonts w:ascii="Arial" w:cs="Arial" w:eastAsia="Arial" w:hAnsi="Arial"/>
                 <w:rtl w:val="0"/>
               </w:rPr>
-              <w:t xml:space="preserve">Guru mengamati respons murid terhadap pertanyaan terbuka tentang pengalaman berprasangka baik maupun buruk dalam pergaulan sehari-hari, mencatat tingkat keterlibatan, rasa ingin tahu, dan kemampuan mengaitkan konsep husnuzan dengan pengalaman sosial mereka.</w:t>
+              <w:t>Guru mengamati respons murid terhadap pertanyaan terbuka tentang pengalaman berprasangka baik maupun buruk dalam pergaulan sehari-hari, mencatat tingkat keterlibatan, rasa ingin tahu, dan kemampuan mengaitkan konsep husnudzon dengan pengalaman sosial mereka.</w:t>
             </w:r>
           </w:p>
         </w:tc>
@@ -1405,7 +1405,7 @@
                 <w:rFonts w:ascii="Arial" w:cs="Arial" w:eastAsia="Arial" w:hAnsi="Arial"/>
                 <w:rtl w:val="0"/>
               </w:rPr>
-              <w:t xml:space="preserve">Guru memberikan tugas berbasis analisis situasi sosial (LK 2) dan perumusan teknik pengembangan diri (LK 3) untuk melihat kemampuan murid menyimpulkan penerapan husnuzan dan merumuskan strategi pengembangannya; murid yang memerlukan pendampingan lebih lanjut diidentifikasi melalui hasil diskusi kelompok.</w:t>
+              <w:t>Guru memberikan tugas berbasis analisis situasi sosial (LK 2) dan perumusan teknik pengembangan diri (LK 3) untuk melihat kemampuan murid menyimpulkan penerapan husnudzon dan merumuskan strategi pengembangannya; murid yang memerlukan pendampingan lebih lanjut diidentifikasi melalui hasil diskusi kelompok.</w:t>
             </w:r>
           </w:p>
         </w:tc>
@@ -1654,7 +1654,7 @@
                 <w:rFonts w:ascii="Arial" w:cs="Arial" w:eastAsia="Arial" w:hAnsi="Arial"/>
                 <w:rtl w:val="0"/>
               </w:rPr>
-              <w:t xml:space="preserve">Materi ini bersifat kombinasi antara konsep (makna dan dalil husnuzan), pemahaman (contoh penerapan dalam situasi sosial), dan karakter (kebiasaan berprasangka baik dalam kehidupan sehari-hari).</w:t>
+              <w:t>Materi ini bersifat kombinasi antara konsep (makna dan dalil husnudzon), pemahaman (contoh penerapan dalam situasi sosial), dan karakter (kebiasaan berprasangka baik dalam kehidupan sehari-hari).</w:t>
             </w:r>
           </w:p>
         </w:tc>
@@ -1732,7 +1732,7 @@
                 <w:rFonts w:ascii="Arial" w:cs="Arial" w:eastAsia="Arial" w:hAnsi="Arial"/>
                 <w:rtl w:val="0"/>
               </w:rPr>
-              <w:t xml:space="preserve">Pengetahuan esensial: makna husnuzan kepada Allah, diri sendiri, dan sesama beserta dalil naqlinya. Pengetahuan aplikatif: kemampuan menyimpulkan penerapan husnuzan dalam berbagai situasi sosial serta menemukan teknik mengembangkannya dalam hubungan sosial sehari-hari.</w:t>
+              <w:t>Pengetahuan esensial: makna husnudzon kepada Allah, diri sendiri, dan sesama beserta dalil naqlinya. Pengetahuan aplikatif: kemampuan menyimpulkan penerapan husnudzon dalam berbagai situasi sosial serta menemukan teknik mengembangkannya dalam hubungan sosial sehari-hari.</w:t>
             </w:r>
           </w:p>
         </w:tc>
@@ -1810,7 +1810,7 @@
                 <w:rFonts w:ascii="Arial" w:cs="Arial" w:eastAsia="Arial" w:hAnsi="Arial"/>
                 <w:rtl w:val="0"/>
               </w:rPr>
-              <w:t xml:space="preserve">Meliputi: (1) makna dan dalil husnuzan; (2) tiga bentuk husnuzan (kepada Allah, diri sendiri, dan sesama); (3) contoh penerapan husnuzan dalam berbagai situasi sosial serta lawannya (su'uzan); (4) teknik mengembangkan perilaku husnuzan untuk membentuk hubungan sosial yang harmonis.</w:t>
+              <w:t>Meliputi: (1) makna dan dalil husnudzon; (2) tiga bentuk husnudzon (kepada Allah, diri sendiri, dan sesama); (3) contoh penerapan husnudzon dalam berbagai situasi sosial serta lawannya (su'uzan); (4) teknik mengembangkan perilaku husnudzon untuk membentuk hubungan sosial yang harmonis.</w:t>
             </w:r>
           </w:p>
         </w:tc>
@@ -1888,7 +1888,7 @@
                 <w:rFonts w:ascii="Arial" w:cs="Arial" w:eastAsia="Arial" w:hAnsi="Arial"/>
                 <w:rtl w:val="0"/>
               </w:rPr>
-              <w:t xml:space="preserve">Materi husnuzan sangat relevan dengan kehidupan murid dalam bergaul dengan teman, keluarga, dan masyarakat, sehingga pembelajaran ini membekali murid untuk menghindari kesalahpahaman, fitnah, dan konflik sosial akibat prasangka buruk.</w:t>
+              <w:t>Materi husnudzon sangat relevan dengan kehidupan murid dalam bergaul dengan teman, keluarga, dan masyarakat, sehingga pembelajaran ini membekali murid untuk menghindari kesalahpahaman, fitnah, dan konflik sosial akibat prasangka buruk.</w:t>
             </w:r>
           </w:p>
         </w:tc>
@@ -1966,7 +1966,7 @@
                 <w:rFonts w:ascii="Arial" w:cs="Arial" w:eastAsia="Arial" w:hAnsi="Arial"/>
                 <w:rtl w:val="0"/>
               </w:rPr>
-              <w:t xml:space="preserve">Nilai yang diintegrasikan antara lain: husnuzan (berprasangka baik), tabayyun (klarifikasi), tenggang rasa, empati, dan tanggung jawab sosial dalam menjaga keharmonisan hubungan antarsesama.</w:t>
+              <w:t>Nilai yang diintegrasikan antara lain: husnudzon (berprasangka baik), tabayyun (klarifikasi), tenggang rasa, empati, dan tanggung jawab sosial dalam menjaga keharmonisan hubungan antarsesama.</w:t>
             </w:r>
           </w:p>
         </w:tc>
@@ -2044,7 +2044,7 @@
                 <w:rFonts w:ascii="Arial" w:cs="Arial" w:eastAsia="Arial" w:hAnsi="Arial"/>
                 <w:rtl w:val="0"/>
               </w:rPr>
-              <w:t xml:space="preserve">Sikap husnuzan juga dapat diperluas maknanya dalam memandang alam sebagai ciptaan Allah yang harus disikapi secara bijaksana dan tidak dieksploitasi secara berlebihan, sebagai wujud prasangka baik dan rasa syukur atas karunia lingkungan yang telah diberikan Allah Swt.</w:t>
+              <w:t>Sikap husnudzon juga dapat diperluas maknanya dalam memandang alam sebagai ciptaan Allah yang harus disikapi secara bijaksana dan tidak dieksploitasi secara berlebihan, sebagai wujud prasangka baik dan rasa syukur atas karunia lingkungan yang telah diberikan Alloh Subhanahu Wata'ala</w:t>
             </w:r>
           </w:p>
         </w:tc>
@@ -3243,7 +3243,7 @@
           <w:color w:val="222222"/>
           <w:rtl w:val="0"/>
         </w:rPr>
-        <w:t xml:space="preserve">Murid memahami makna husnuzan, melalui kegiatan menjelaskan makna husnuzan terhadap Allah, diri sendiri, dan sesama, menyimpulkan contoh-contoh penerapannya dalam berbagai situasi sosial, serta menemukan teknik untuk mengembangkan perilaku husnuzan dalam membentuk hubungan sosial yang harmonis.</w:t>
+        <w:t>Murid memahami makna husnudzon, melalui kegiatan menjelaskan makna husnudzon terhadap Allah, diri sendiri, dan sesama, menyimpulkan contoh-contoh penerapannya dalam berbagai situasi sosial, serta menemukan teknik untuk mengembangkan perilaku husnudzon dalam membentuk hubungan sosial yang harmonis.</w:t>
       </w:r>
       <w:r>
         <w:rPr>
@@ -3513,7 +3513,7 @@
                 <w:szCs w:val="20"/>
                 <w:rtl w:val="0"/>
               </w:rPr>
-              <w:t xml:space="preserve">Menjelaskan makna husnuzan (berprasangka baik) terhadap Allah, diri sendiri, dan sesama.</w:t>
+              <w:t>Menjelaskan makna husnudzon (berprasangka baik) terhadap Allah, diri sendiri, dan sesama.</w:t>
             </w:r>
             <w:r>
               <w:rPr>
@@ -3658,7 +3658,7 @@
                 <w:szCs w:val="20"/>
                 <w:rtl w:val="0"/>
               </w:rPr>
-              <w:t xml:space="preserve">Menyimpulkan contoh-contoh penerapan husnuzan dalam berbagai situasi sosial.</w:t>
+              <w:t>Menyimpulkan contoh-contoh penerapan husnudzon dalam berbagai situasi sosial.</w:t>
             </w:r>
             <w:r>
               <w:rPr>
@@ -3803,7 +3803,7 @@
                 <w:szCs w:val="20"/>
                 <w:rtl w:val="0"/>
               </w:rPr>
-              <w:t xml:space="preserve">Menemukan teknik untuk mengembangkan perilaku husnuzan dalam membentuk hubungan sosial yang harmonis.</w:t>
+              <w:t>Menemukan teknik untuk mengembangkan perilaku husnudzon dalam membentuk hubungan sosial yang harmonis.</w:t>
             </w:r>
             <w:r>
               <w:rPr>
@@ -4018,7 +4018,7 @@
                 <w:szCs w:val="20"/>
                 <w:rtl w:val="0"/>
               </w:rPr>
-              <w:t xml:space="preserve">Pembelajaran menggunakan pendekatan kontekstual yang dipadukan dengan model pembelajaran berbasis masalah (problem-based learning) untuk kegiatan analisis situasi sosial pada pertemuan kedua, serta pendekatan reflektif (reflective learning) pada pertemuan ketiga untuk menumbuhkan kesadaran dan komitmen pribadi murid dalam membiasakan husnuzan.</w:t>
+              <w:t>Pembelajaran menggunakan pendekatan kontekstual yang dipadukan dengan model pembelajaran berbasis masalah (problem-based learning) untuk kegiatan analisis situasi sosial pada pertemuan kedua, serta pendekatan reflektif (reflective learning) pada pertemuan ketiga untuk menumbuhkan kesadaran dan komitmen pribadi murid dalam membiasakan husnudzon.</w:t>
             </w:r>
             <w:r>
               <w:rPr>
@@ -4105,7 +4105,7 @@
                 <w:szCs w:val="20"/>
                 <w:rtl w:val="0"/>
               </w:rPr>
-              <w:t xml:space="preserve">Kolaborasi antarmurid melalui kerja kelompok dan diskusi kelas; kemitraan dengan guru Bimbingan Konseling/wali kelas untuk penguatan sikap husnuzan dan pencegahan konflik sosial di kelas; serta kemitraan dengan orang tua melalui pemantauan pembiasaan berprasangka baik di lingkungan keluarga.</w:t>
+              <w:t>Kolaborasi antarmurid melalui kerja kelompok dan diskusi kelas; kemitraan dengan guru Bimbingan Konseling/wali kelas untuk penguatan sikap husnudzon dan pencegahan konflik sosial di kelas; serta kemitraan dengan orang tua melalui pemantauan pembiasaan berprasangka baik di lingkungan keluarga.</w:t>
             </w:r>
             <w:r>
               <w:rPr>
@@ -4279,7 +4279,7 @@
                 <w:szCs w:val="20"/>
                 <w:rtl w:val="0"/>
               </w:rPr>
-              <w:t xml:space="preserve">Peta konsep digital/slide presentasi untuk menjelaskan bentuk-bentuk husnuzan, video pembelajaran singkat berisi ilustrasi situasi sosial, serta forum diskusi daring (opsional) untuk berbagi teknik dan komitmen pengembangan perilaku husnuzan.</w:t>
+              <w:t>Peta konsep digital/slide presentasi untuk menjelaskan bentuk-bentuk husnudzon, video pembelajaran singkat berisi ilustrasi situasi sosial, serta forum diskusi daring (opsional) untuk berbagi teknik dan komitmen pengembangan perilaku husnudzon.</w:t>
             </w:r>
             <w:r>
               <w:rPr>
@@ -4410,14 +4410,13 @@
           <w:bCs w:val="1"/>
           <w:rtl w:val="0"/>
         </w:rPr>
-        <w:t xml:space="preserve">Fokus Pembelajaran: </w:t>
-      </w:r>
-      <w:r>
-        <w:rPr>
-          <w:rFonts w:ascii="Arial" w:cs="Arial" w:eastAsia="Arial" w:hAnsi="Arial"/>
-          <w:rtl w:val="0"/>
-        </w:rPr>
-        <w:t xml:space="preserve">Makna dan Dalil Husnuzan</w:t>
+        <w:t>Fokus Pembelajaran: Makna dan Dalil husnudzon</w:t>
+      </w:r>
+      <w:r>
+        <w:rPr>
+          <w:rFonts w:ascii="Arial" w:cs="Arial" w:eastAsia="Arial" w:hAnsi="Arial"/>
+          <w:rtl w:val="0"/>
+        </w:rPr>
       </w:r>
     </w:p>
     <w:p>
@@ -4436,7 +4435,7 @@
           <w:color w:val="0b5e3a"/>
           <w:rtl w:val="0"/>
         </w:rPr>
-        <w:t xml:space="preserve">IKTP: </w:t>
+        <w:t>IKTP: Menjelaskan makna husnudzon (berprasangka baik) terhadap Allah, diri sendiri, dan sesama.</w:t>
       </w:r>
       <w:r>
         <w:rPr>
@@ -4445,7 +4444,6 @@
           <w:iCs w:val="1"/>
           <w:rtl w:val="0"/>
         </w:rPr>
-        <w:t xml:space="preserve">Menjelaskan makna husnuzan (berprasangka baik) terhadap Allah, diri sendiri, dan sesama.</w:t>
       </w:r>
       <w:r>
         <w:rPr>
@@ -4933,7 +4931,7 @@
                 <w:szCs w:val="20"/>
                 <w:rtl w:val="0"/>
               </w:rPr>
-              <w:t xml:space="preserve">Murid menyimak penjelasan guru mengenai makna husnuzan sebagai akhlak terpuji, disertai dalil naqli Q.S. al-Hujurat/49:12 tentang larangan berprasangka buruk (su'uzan), serta mengenal tiga bentuk husnuzan: kepada Allah Swt., kepada diri sendiri, dan kepada sesama manusia, melalui peta konsep yang ditampilkan guru.</w:t>
+              <w:t>Murid menyimak penjelasan guru mengenai makna husnudzon sebagai akhlak terpuji, disertai dalil naqli Q.S. al-Hujurat/49:12 tentang larangan berprasangka buruk (su'uzan), serta mengenal tiga bentuk husnudzon: kepada Alloh Subhanahu Wata'ala, kepada diri sendiri, dan kepada sesama manusia, melalui peta konsep yang ditampilkan guru.</w:t>
             </w:r>
             <w:r>
               <w:rPr>
@@ -5082,7 +5080,7 @@
                 <w:szCs w:val="20"/>
                 <w:rtl w:val="0"/>
               </w:rPr>
-              <w:t xml:space="preserve">Murid secara berkelompok menyusun penjelasan makna husnuzan dengan bahasa sendiri dan mengklasifikasikan beberapa contoh sikap ke dalam tiga kategori husnuzan (kepada Allah, diri sendiri, dan sesama) menggunakan LK 1.</w:t>
+              <w:t>Murid secara berkelompok menyusun penjelasan makna husnudzon dengan bahasa sendiri dan mengklasifikasikan beberapa contoh sikap ke dalam tiga kategori husnudzon (kepada Allah, diri sendiri, dan sesama) menggunakan LK 1.</w:t>
             </w:r>
             <w:r>
               <w:rPr>
@@ -5231,7 +5229,7 @@
                 <w:szCs w:val="20"/>
                 <w:rtl w:val="0"/>
               </w:rPr>
-              <w:t xml:space="preserve">Murid saling menukar hasil kerja antarkelompok untuk saling mengoreksi (penilaian sejawat), kemudian menuliskan simpulan pemahaman pribadi mengenai makna husnuzan pada kolom refleksi LK 1.</w:t>
+              <w:t>Murid saling menukar hasil kerja antarkelompok untuk saling mengoreksi (penilaian sejawat), kemudian menuliskan simpulan pemahaman pribadi mengenai makna husnudzon pada kolom refleksi LK 1.</w:t>
             </w:r>
             <w:r>
               <w:rPr>
@@ -5534,14 +5532,13 @@
           <w:bCs w:val="1"/>
           <w:rtl w:val="0"/>
         </w:rPr>
-        <w:t xml:space="preserve">Fokus Pembelajaran: </w:t>
-      </w:r>
-      <w:r>
-        <w:rPr>
-          <w:rFonts w:ascii="Arial" w:cs="Arial" w:eastAsia="Arial" w:hAnsi="Arial"/>
-          <w:rtl w:val="0"/>
-        </w:rPr>
-        <w:t xml:space="preserve">Penerapan Husnuzan dalam Kehidupan Sosial</w:t>
+        <w:t>Fokus Pembelajaran: Penerapan husnudzon dalam Kehidupan Sosial</w:t>
+      </w:r>
+      <w:r>
+        <w:rPr>
+          <w:rFonts w:ascii="Arial" w:cs="Arial" w:eastAsia="Arial" w:hAnsi="Arial"/>
+          <w:rtl w:val="0"/>
+        </w:rPr>
       </w:r>
     </w:p>
     <w:p>
@@ -5560,7 +5557,7 @@
           <w:color w:val="0b5e3a"/>
           <w:rtl w:val="0"/>
         </w:rPr>
-        <w:t xml:space="preserve">IKTP: </w:t>
+        <w:t>IKTP: Menyimpulkan contoh-contoh penerapan husnudzon dalam berbagai situasi sosial.</w:t>
       </w:r>
       <w:r>
         <w:rPr>
@@ -5569,7 +5566,6 @@
           <w:iCs w:val="1"/>
           <w:rtl w:val="0"/>
         </w:rPr>
-        <w:t xml:space="preserve">Menyimpulkan contoh-contoh penerapan husnuzan dalam berbagai situasi sosial.</w:t>
       </w:r>
       <w:r>
         <w:rPr>
@@ -6057,7 +6053,7 @@
                 <w:szCs w:val="20"/>
                 <w:rtl w:val="0"/>
               </w:rPr>
-              <w:t xml:space="preserve">Guru menjelaskan berbagai contoh penerapan husnuzan dalam kehidupan sehari-hari (keluarga, sekolah, dan masyarakat), serta membandingkannya dengan sikap su'uzan (berprasangka buruk) beserta dampak negatifnya bagi hubungan sosial, dilengkapi tanya jawab untuk memperdalam pemahaman.</w:t>
+              <w:t>Guru menjelaskan berbagai contoh penerapan husnudzon dalam kehidupan sehari-hari (keluarga, sekolah, dan masyarakat), serta membandingkannya dengan sikap su'uzan (berprasangka buruk) beserta dampak negatifnya bagi hubungan sosial, dilengkapi tanya jawab untuk memperdalam pemahaman.</w:t>
             </w:r>
             <w:r>
               <w:rPr>
@@ -6206,7 +6202,7 @@
                 <w:szCs w:val="20"/>
                 <w:rtl w:val="0"/>
               </w:rPr>
-              <w:t xml:space="preserve">Murid berdiskusi kelompok menganalisis beberapa situasi sosial pada LK 2 untuk menentukan apakah situasi tersebut mencerminkan husnuzan atau su'uzan, kemudian menyimpulkan pola-pola penerapan husnuzan yang dapat diteladani.</w:t>
+              <w:t>Murid berdiskusi kelompok menganalisis beberapa situasi sosial pada LK 2 untuk menentukan apakah situasi tersebut mencerminkan husnudzon atau su'uzan, kemudian menyimpulkan pola-pola penerapan husnudzon yang dapat diteladani.</w:t>
             </w:r>
             <w:r>
               <w:rPr>
@@ -6355,7 +6351,7 @@
                 <w:szCs w:val="20"/>
                 <w:rtl w:val="0"/>
               </w:rPr>
-              <w:t xml:space="preserve">Setiap kelompok memaparkan hasil analisisnya secara bergantian, kelompok lain menanggapi, kemudian murid menuliskan simpulan mengenai pentingnya husnuzan dalam menjaga keharmonisan sosial pada kolom refleksi LK 2.</w:t>
+              <w:t>Setiap kelompok memaparkan hasil analisisnya secara bergantian, kelompok lain menanggapi, kemudian murid menuliskan simpulan mengenai pentingnya husnudzon dalam menjaga keharmonisan sosial pada kolom refleksi LK 2.</w:t>
             </w:r>
             <w:r>
               <w:rPr>
@@ -6658,14 +6654,13 @@
           <w:bCs w:val="1"/>
           <w:rtl w:val="0"/>
         </w:rPr>
-        <w:t xml:space="preserve">Fokus Pembelajaran: </w:t>
-      </w:r>
-      <w:r>
-        <w:rPr>
-          <w:rFonts w:ascii="Arial" w:cs="Arial" w:eastAsia="Arial" w:hAnsi="Arial"/>
-          <w:rtl w:val="0"/>
-        </w:rPr>
-        <w:t xml:space="preserve">Teknik Mengembangkan Perilaku Husnuzan</w:t>
+        <w:t>Fokus Pembelajaran: Teknik Mengembangkan Perilaku husnudzon</w:t>
+      </w:r>
+      <w:r>
+        <w:rPr>
+          <w:rFonts w:ascii="Arial" w:cs="Arial" w:eastAsia="Arial" w:hAnsi="Arial"/>
+          <w:rtl w:val="0"/>
+        </w:rPr>
       </w:r>
     </w:p>
     <w:p>
@@ -6684,7 +6679,7 @@
           <w:color w:val="0b5e3a"/>
           <w:rtl w:val="0"/>
         </w:rPr>
-        <w:t xml:space="preserve">IKTP: </w:t>
+        <w:t>IKTP: Menemukan teknik untuk mengembangkan perilaku husnudzon dalam membentuk hubungan sosial yang harmonis.</w:t>
       </w:r>
       <w:r>
         <w:rPr>
@@ -6693,7 +6688,6 @@
           <w:iCs w:val="1"/>
           <w:rtl w:val="0"/>
         </w:rPr>
-        <w:t xml:space="preserve">Menemukan teknik untuk mengembangkan perilaku husnuzan dalam membentuk hubungan sosial yang harmonis.</w:t>
       </w:r>
       <w:r>
         <w:rPr>
@@ -7181,7 +7175,7 @@
                 <w:szCs w:val="20"/>
                 <w:rtl w:val="0"/>
               </w:rPr>
-              <w:t xml:space="preserve">Murid menyimak pemantik guru berupa beberapa teknik melatih husnuzan, seperti tabayyun (mengklarifikasi sebelum menuduh), menahan diri dari berburuk sangka, membiasakan berpikir positif, dan mendoakan kebaikan bagi orang lain.</w:t>
+              <w:t>Murid menyimak pemantik guru berupa beberapa teknik melatih husnudzon, seperti tabayyun (mengklarifikasi sebelum menuduh), menahan diri dari berburuk sangka, membiasakan berpikir positif, dan mendoakan kebaikan bagi orang lain.</w:t>
             </w:r>
             <w:r>
               <w:rPr>
@@ -7330,7 +7324,7 @@
                 <w:szCs w:val="20"/>
                 <w:rtl w:val="0"/>
               </w:rPr>
-              <w:t xml:space="preserve">Murid berdiskusi kelompok merumuskan dan menyusun beberapa teknik pengembangan perilaku husnuzan pada LK 3, kemudian menyusun rencana pengembangan diri pribadi untuk membiasakan husnuzan dalam kehidupan sehari-hari.</w:t>
+              <w:t>Murid berdiskusi kelompok merumuskan dan menyusun beberapa teknik pengembangan perilaku husnudzon pada LK 3, kemudian menyusun rencana pengembangan diri pribadi untuk membiasakan husnudzon dalam kehidupan sehari-hari.</w:t>
             </w:r>
             <w:r>
               <w:rPr>
@@ -8171,7 +8165,7 @@
                 <w:szCs w:val="20"/>
                 <w:rtl w:val="0"/>
               </w:rPr>
-              <w:t xml:space="preserve">Kinerja menjelaskan &amp; mengklasifikasikan contoh husnuzan</w:t>
+              <w:t>Kinerja menjelaskan &amp; mengklasifikasikan contoh husnudzon</w:t>
             </w:r>
             <w:r>
               <w:rPr>
@@ -8940,7 +8934,7 @@
                 <w:szCs w:val="20"/>
                 <w:rtl w:val="0"/>
               </w:rPr>
-              <w:t xml:space="preserve">Observasi selama pembelajaran (husnuzan, kolaborasi, percaya diri)</w:t>
+              <w:t>Observasi selama pembelajaran (husnudzon, kolaborasi, percaya diri)</w:t>
             </w:r>
             <w:r>
               <w:rPr>
@@ -9386,7 +9380,7 @@
           <w:szCs w:val="24"/>
           <w:rtl w:val="0"/>
         </w:rPr>
-        <w:t xml:space="preserve">Menjelaskan Makna Husnuzan</w:t>
+        <w:t>Menjelaskan Makna husnudzon</w:t>
       </w:r>
       <w:r>
         <w:rPr>
@@ -9604,7 +9598,7 @@
           <w:szCs w:val="20"/>
           <w:rtl w:val="0"/>
         </w:rPr>
-        <w:t xml:space="preserve">IKTP: </w:t>
+        <w:t>IKTP: Menjelaskan makna husnudzon (berprasangka baik) terhadap Allah, diri sendiri, dan sesama.</w:t>
       </w:r>
       <w:r>
         <w:rPr>
@@ -9615,7 +9609,6 @@
           <w:szCs w:val="20"/>
           <w:rtl w:val="0"/>
         </w:rPr>
-        <w:t xml:space="preserve">Menjelaskan makna husnuzan (berprasangka baik) terhadap Allah, diri sendiri, dan sesama.</w:t>
       </w:r>
       <w:r>
         <w:rPr>
@@ -10940,7 +10933,7 @@
           <w:color w:val="000000"/>
           <w:rtl w:val="0"/>
         </w:rPr>
-        <w:t xml:space="preserve">Simak penjelasan guru mengenai makna husnuzan dan dalil naqlinya.</w:t>
+        <w:t>Simak penjelasan guru mengenai makna husnudzon dan dalil naqlinya.</w:t>
       </w:r>
     </w:p>
     <w:p>
@@ -10969,7 +10962,7 @@
           <w:color w:val="000000"/>
           <w:rtl w:val="0"/>
         </w:rPr>
-        <w:t xml:space="preserve">Diskusikan bersama kelompokmu dan susunlah penjelasan makna husnuzan dengan bahasa sendiri pada kolom yang tersedia.</w:t>
+        <w:t>Diskusikan bersama kelompokmu dan susunlah penjelasan makna husnudzon dengan bahasa sendiri pada kolom yang tersedia.</w:t>
       </w:r>
     </w:p>
     <w:p>
@@ -10998,7 +10991,7 @@
           <w:color w:val="000000"/>
           <w:rtl w:val="0"/>
         </w:rPr>
-        <w:t xml:space="preserve">Klasifikasikan setiap contoh sikap pada tabel berikut ke dalam kategori husnuzan yang sesuai (kepada Allah, diri sendiri, atau sesama).</w:t>
+        <w:t>Klasifikasikan setiap contoh sikap pada tabel berikut ke dalam kategori husnudzon yang sesuai (kepada Allah, diri sendiri, atau sesama).</w:t>
       </w:r>
     </w:p>
     <w:p>
@@ -11062,7 +11055,7 @@
           <w:szCs w:val="22"/>
           <w:rtl w:val="0"/>
         </w:rPr>
-        <w:t xml:space="preserve">1. Penjelasan Makna Husnuzan (versi kelompok)</w:t>
+        <w:t>1. Penjelasan Makna husnudzon (versi kelompok)</w:t>
       </w:r>
       <w:r>
         <w:rPr>
@@ -11407,7 +11400,7 @@
                 <w:szCs w:val="20"/>
                 <w:rtl w:val="0"/>
               </w:rPr>
-              <w:t xml:space="preserve">Kategori Husnuzan (Allah/Diri Sendiri/Sesama)</w:t>
+              <w:t>Kategori husnudzon (Allah/Diri Sendiri/Sesama)</w:t>
             </w:r>
             <w:r>
               <w:rPr>
@@ -11853,7 +11846,7 @@
                 <w:szCs w:val="20"/>
                 <w:rtl w:val="0"/>
               </w:rPr>
-              <w:t xml:space="preserve">Yakin bahwa setiap musibah yang menimpa mengandung hikmah dari Allah Swt.</w:t>
+              <w:t>Yakin bahwa setiap musibah yang menimpa mengandung hikmah dari Alloh Subhanahu Wata'ala</w:t>
             </w:r>
             <w:r>
               <w:rPr>
@@ -12200,7 +12193,7 @@
           <w:szCs w:val="20"/>
           <w:rtl w:val="0"/>
         </w:rPr>
-        <w:t xml:space="preserve">1. Menurutku, husnuzan itu penting karena: ____________________________________________</w:t>
+        <w:t>1. Menurutku, husnudzon itu penting karena: ____________________________________________</w:t>
       </w:r>
       <w:r>
         <w:rPr>
@@ -12227,7 +12220,7 @@
           <w:szCs w:val="20"/>
           <w:rtl w:val="0"/>
         </w:rPr>
-        <w:t xml:space="preserve">2. Bentuk husnuzan yang paling sering aku terapkan: </w:t>
+        <w:t xml:space="preserve">2. Bentuk husnudzon yang paling sering aku terapkan: </w:t>
       </w:r>
     </w:p>
     <w:p>
@@ -12319,7 +12312,7 @@
           <w:szCs w:val="24"/>
           <w:rtl w:val="0"/>
         </w:rPr>
-        <w:t xml:space="preserve">Menyimpulkan Penerapan Husnuzan dalam Situasi Sosial</w:t>
+        <w:t>Menyimpulkan Penerapan husnudzon dalam Situasi Sosial</w:t>
       </w:r>
       <w:r>
         <w:rPr>
@@ -12537,7 +12530,7 @@
           <w:szCs w:val="20"/>
           <w:rtl w:val="0"/>
         </w:rPr>
-        <w:t xml:space="preserve">IKTP: </w:t>
+        <w:t>IKTP: Menyimpulkan contoh-contoh penerapan husnudzon dalam berbagai situasi sosial.</w:t>
       </w:r>
       <w:r>
         <w:rPr>
@@ -12548,7 +12541,6 @@
           <w:szCs w:val="20"/>
           <w:rtl w:val="0"/>
         </w:rPr>
-        <w:t xml:space="preserve">Menyimpulkan contoh-contoh penerapan husnuzan dalam berbagai situasi sosial.</w:t>
       </w:r>
       <w:r>
         <w:rPr>
@@ -12585,7 +12577,7 @@
           <w:szCs w:val="20"/>
           <w:rtl w:val="0"/>
         </w:rPr>
-        <w:t xml:space="preserve">Husnuzan dapat diterapkan dalam berbagai situasi sosial sehari-hari, baik terhadap Allah, diri sendiri, maupun sesama. Sebaliknya, su'uzan (berprasangka buruk) dapat menimbulkan kesalahpahaman dan merusak hubungan sosial.</w:t>
+        <w:t>husnudzon dapat diterapkan dalam berbagai situasi sosial sehari-hari, baik terhadap Allah, diri sendiri, maupun sesama. Sebaliknya, su'uzan (berprasangka buruk) dapat menimbulkan kesalahpahaman dan merusak hubungan sosial.</w:t>
       </w:r>
       <w:r>
         <w:rPr>
@@ -12688,7 +12680,7 @@
           <w:color w:val="000000"/>
           <w:rtl w:val="0"/>
         </w:rPr>
-        <w:t xml:space="preserve">Tentukan apakah situasi tersebut mencerminkan husnuzan atau su'uzan, beserta alasannya.</w:t>
+        <w:t>Tentukan apakah situasi tersebut mencerminkan husnudzon atau su'uzan, beserta alasannya.</w:t>
       </w:r>
     </w:p>
     <w:p>
@@ -12746,7 +12738,7 @@
           <w:color w:val="000000"/>
           <w:rtl w:val="0"/>
         </w:rPr>
-        <w:t xml:space="preserve">Simpulkan pola penerapan husnuzan yang dapat diteladani dari hasil diskusi kelompokmu.</w:t>
+        <w:t>Simpulkan pola penerapan husnudzon yang dapat diteladani dari hasil diskusi kelompokmu.</w:t>
       </w:r>
     </w:p>
     <w:p>
@@ -12875,7 +12867,7 @@
                 <w:szCs w:val="20"/>
                 <w:rtl w:val="0"/>
               </w:rPr>
-              <w:t xml:space="preserve">Husnuzan/Su'uzan</w:t>
+              <w:t>husnudzon/Su'uzan</w:t>
             </w:r>
             <w:r>
               <w:rPr>
@@ -13788,7 +13780,7 @@
           <w:szCs w:val="20"/>
           <w:rtl w:val="0"/>
         </w:rPr>
-        <w:t xml:space="preserve">Pola penerapan husnuzan yang dapat kami teladani dari diskusi ini: </w:t>
+        <w:t xml:space="preserve">Pola penerapan husnudzon yang dapat kami teladani dari diskusi ini: </w:t>
       </w:r>
     </w:p>
     <w:p>
@@ -13874,7 +13866,7 @@
           <w:szCs w:val="20"/>
           <w:rtl w:val="0"/>
         </w:rPr>
-        <w:t xml:space="preserve">Pentingnya husnuzan dalam menjaga keharmonisan sosial menurutku: </w:t>
+        <w:t xml:space="preserve">Pentingnya husnudzon dalam menjaga keharmonisan sosial menurutku: </w:t>
       </w:r>
     </w:p>
     <w:p>
@@ -13966,7 +13958,7 @@
           <w:szCs w:val="24"/>
           <w:rtl w:val="0"/>
         </w:rPr>
-        <w:t xml:space="preserve">Teknik Mengembangkan Perilaku Husnuzan</w:t>
+        <w:t>Teknik Mengembangkan Perilaku husnudzon</w:t>
       </w:r>
       <w:r>
         <w:rPr>
@@ -14184,7 +14176,7 @@
           <w:szCs w:val="20"/>
           <w:rtl w:val="0"/>
         </w:rPr>
-        <w:t xml:space="preserve">IKTP: </w:t>
+        <w:t>IKTP: Menemukan teknik untuk mengembangkan perilaku husnudzon dalam membentuk hubungan sosial yang harmonis.</w:t>
       </w:r>
       <w:r>
         <w:rPr>
@@ -14195,7 +14187,6 @@
           <w:szCs w:val="20"/>
           <w:rtl w:val="0"/>
         </w:rPr>
-        <w:t xml:space="preserve">Menemukan teknik untuk mengembangkan perilaku husnuzan dalam membentuk hubungan sosial yang harmonis.</w:t>
       </w:r>
       <w:r>
         <w:rPr>
@@ -14232,7 +14223,7 @@
           <w:szCs w:val="20"/>
           <w:rtl w:val="0"/>
         </w:rPr>
-        <w:t xml:space="preserve">Perilaku husnuzan dapat dilatih dan dikembangkan melalui berbagai teknik, seperti tabayyun (mengklarifikasi sebelum menuduh), membiasakan berpikir positif, dan menahan diri dari berprasangka buruk.</w:t>
+        <w:t>Perilaku husnudzon dapat dilatih dan dikembangkan melalui berbagai teknik, seperti tabayyun (mengklarifikasi sebelum menuduh), membiasakan berpikir positif, dan menahan diri dari berprasangka buruk.</w:t>
       </w:r>
       <w:r>
         <w:rPr>
@@ -14306,7 +14297,7 @@
           <w:color w:val="000000"/>
           <w:rtl w:val="0"/>
         </w:rPr>
-        <w:t xml:space="preserve">Lakukan curah gagasan (brainstorming) bersama kelompokmu mengenai teknik-teknik yang dapat digunakan untuk melatih perilaku husnuzan.</w:t>
+        <w:t>Lakukan curah gagasan (brainstorming) bersama kelompokmu mengenai teknik-teknik yang dapat digunakan untuk melatih perilaku husnudzon.</w:t>
       </w:r>
     </w:p>
     <w:p>
@@ -14364,7 +14355,7 @@
           <w:color w:val="000000"/>
           <w:rtl w:val="0"/>
         </w:rPr>
-        <w:t xml:space="preserve">Susunlah rencana pengembangan diri pribadi untuk membiasakan husnuzan dalam kehidupan sehari-hari.</w:t>
+        <w:t>Susunlah rencana pengembangan diri pribadi untuk membiasakan husnudzon dalam kehidupan sehari-hari.</w:t>
       </w:r>
     </w:p>
     <w:p>
@@ -14428,7 +14419,7 @@
           <w:szCs w:val="22"/>
           <w:rtl w:val="0"/>
         </w:rPr>
-        <w:t xml:space="preserve">Teknik Mengembangkan Perilaku Husnuzan</w:t>
+        <w:t>Teknik Mengembangkan Perilaku husnudzon</w:t>
       </w:r>
       <w:r>
         <w:rPr>
@@ -15256,7 +15247,7 @@
           <w:szCs w:val="20"/>
           <w:rtl w:val="0"/>
         </w:rPr>
-        <w:t xml:space="preserve">Aku berkomitmen untuk membiasakan husnuzan dengan cara: </w:t>
+        <w:t xml:space="preserve">Aku berkomitmen untuk membiasakan husnudzon dengan cara: </w:t>
       </w:r>
     </w:p>
     <w:p>
@@ -16155,7 +16146,7 @@
           <w:color w:val="000000"/>
           <w:rtl w:val="0"/>
         </w:rPr>
-        <w:t xml:space="preserve">Jelaskan makna husnuzan menurut bahasa dan istilah!</w:t>
+        <w:t>Jelaskan makna husnudzon menurut bahasa dan istilah!</w:t>
       </w:r>
     </w:p>
     <w:p>
@@ -16184,7 +16175,7 @@
           <w:color w:val="000000"/>
           <w:rtl w:val="0"/>
         </w:rPr>
-        <w:t xml:space="preserve">Sebutkan tiga bentuk husnuzan beserta contohnya masing-masing!</w:t>
+        <w:t>Sebutkan tiga bentuk husnudzon beserta contohnya masing-masing!</w:t>
       </w:r>
     </w:p>
     <w:p>
@@ -16242,7 +16233,7 @@
           <w:color w:val="000000"/>
           <w:rtl w:val="0"/>
         </w:rPr>
-        <w:t xml:space="preserve">Jelaskan perbedaan antara husnuzan dan su'uzan!</w:t>
+        <w:t>Jelaskan perbedaan antara husnudzon dan su'uzan!</w:t>
       </w:r>
     </w:p>
     <w:p>
@@ -16468,7 +16459,7 @@
                 <w:szCs w:val="20"/>
                 <w:rtl w:val="0"/>
               </w:rPr>
-              <w:t xml:space="preserve">Kategori Husnuzan</w:t>
+              <w:t>Kategori husnudzon</w:t>
             </w:r>
             <w:r>
               <w:rPr>
@@ -16589,7 +16580,7 @@
                 <w:szCs w:val="20"/>
                 <w:rtl w:val="0"/>
               </w:rPr>
-              <w:t xml:space="preserve">Husnuzan kepada Allah</w:t>
+              <w:t>husnudzon kepada Allah</w:t>
             </w:r>
             <w:r>
               <w:rPr>
@@ -16710,7 +16701,7 @@
                 <w:szCs w:val="20"/>
                 <w:rtl w:val="0"/>
               </w:rPr>
-              <w:t xml:space="preserve">Husnuzan kepada diri sendiri</w:t>
+              <w:t>husnudzon kepada diri sendiri</w:t>
             </w:r>
             <w:r>
               <w:rPr>
@@ -16831,7 +16822,7 @@
                 <w:szCs w:val="20"/>
                 <w:rtl w:val="0"/>
               </w:rPr>
-              <w:t xml:space="preserve">Husnuzan kepada sesama</w:t>
+              <w:t>husnudzon kepada sesama</w:t>
             </w:r>
             <w:r>
               <w:rPr>
@@ -16914,7 +16905,7 @@
                 <w:szCs w:val="20"/>
                 <w:rtl w:val="0"/>
               </w:rPr>
-              <w:t xml:space="preserve">Yakin bahwa setiap musibah yang menimpa mengandung hikmah dari Allah Swt.</w:t>
+              <w:t>Yakin bahwa setiap musibah yang menimpa mengandung hikmah dari Alloh Subhanahu Wata'ala</w:t>
             </w:r>
             <w:r>
               <w:rPr>
@@ -16952,7 +16943,7 @@
                 <w:szCs w:val="20"/>
                 <w:rtl w:val="0"/>
               </w:rPr>
-              <w:t xml:space="preserve">Husnuzan kepada Allah</w:t>
+              <w:t>husnudzon kepada Allah</w:t>
             </w:r>
             <w:r>
               <w:rPr>
@@ -17073,7 +17064,7 @@
                 <w:szCs w:val="20"/>
                 <w:rtl w:val="0"/>
               </w:rPr>
-              <w:t xml:space="preserve">Husnuzan kepada diri sendiri</w:t>
+              <w:t>husnudzon kepada diri sendiri</w:t>
             </w:r>
             <w:r>
               <w:rPr>
@@ -17194,7 +17185,7 @@
                 <w:szCs w:val="20"/>
                 <w:rtl w:val="0"/>
               </w:rPr>
-              <w:t xml:space="preserve">Husnuzan kepada sesama</w:t>
+              <w:t>husnudzon kepada sesama</w:t>
             </w:r>
             <w:r>
               <w:rPr>
@@ -17265,7 +17256,7 @@
           <w:szCs w:val="22"/>
           <w:rtl w:val="0"/>
         </w:rPr>
-        <w:t xml:space="preserve">1. Rubrik Penilaian LK 1 (Penjelasan dan Klasifikasi Husnuzan)</w:t>
+        <w:t>1. Rubrik Penilaian LK 1 (Penjelasan dan Klasifikasi husnudzon)</w:t>
       </w:r>
       <w:r>
         <w:rPr>
@@ -19789,17 +19780,6 @@
               </w:rPr>
             </w:r>
           </w:p>
-          <w:p>
-            <w:pPr>
-              <w:rPr/>
-            </w:pPr>
-            <w:r>
-              <w:rPr>
-                <w:rtl w:val="0"/>
-              </w:rPr>
-              <w:t xml:space="preserve">Mengetahui,</w:t>
-            </w:r>
-          </w:p>
         </w:tc>
         <w:tc>
           <w:tcPr>
@@ -19853,113 +19833,6 @@
                 <w:rtl w:val="0"/>
               </w:rPr>
               <w:t xml:space="preserve">Guru PAI dan Budi Pekerti,</w:t>
-            </w:r>
-          </w:p>
-        </w:tc>
-      </w:tr>
-      <w:tr>
-        <w:trPr>
-          <w:cantSplit w:val="0"/>
-          <w:trHeight w:val="315" w:hRule="atLeast"/>
-          <w:tblHeader w:val="0"/>
-        </w:trPr>
-        <w:tc>
-          <w:tcPr>
-            <w:vAlign w:val="bottom"/>
-          </w:tcPr>
-          <w:p>
-            <w:pPr>
-              <w:rPr/>
-            </w:pPr>
-            <w:r>
-              <w:rPr>
-                <w:rtl w:val="0"/>
-              </w:rPr>
-            </w:r>
-          </w:p>
-          <w:p>
-            <w:pPr>
-              <w:rPr/>
-            </w:pPr>
-            <w:r>
-              <w:rPr>
-                <w:rtl w:val="0"/>
-              </w:rPr>
-            </w:r>
-          </w:p>
-          <w:p>
-            <w:pPr>
-              <w:rPr/>
-            </w:pPr>
-            <w:r>
-              <w:rPr>
-                <w:rtl w:val="0"/>
-              </w:rPr>
-            </w:r>
-          </w:p>
-          <w:p>
-            <w:pPr>
-              <w:rPr/>
-            </w:pPr>
-            <w:r>
-              <w:rPr>
-                <w:rtl w:val="0"/>
-              </w:rPr>
-            </w:r>
-          </w:p>
-        </w:tc>
-        <w:tc>
-          <w:tcPr>
-            <w:vAlign w:val="bottom"/>
-          </w:tcPr>
-          <w:p>
-            <w:pPr>
-              <w:rPr/>
-            </w:pPr>
-            <w:r>
-              <w:rPr>
-                <w:rtl w:val="0"/>
-              </w:rPr>
-            </w:r>
-          </w:p>
-        </w:tc>
-      </w:tr>
-      <w:tr>
-        <w:trPr>
-          <w:cantSplit w:val="0"/>
-          <w:trHeight w:val="315" w:hRule="atLeast"/>
-          <w:tblHeader w:val="0"/>
-        </w:trPr>
-        <w:tc>
-          <w:tcPr>
-            <w:vAlign w:val="bottom"/>
-          </w:tcPr>
-          <w:p>
-            <w:pPr>
-              <w:rPr/>
-            </w:pPr>
-            <w:r>
-              <w:rPr>
-                <w:rtl w:val="0"/>
-              </w:rPr>
-            </w:r>
-          </w:p>
-        </w:tc>
-        <w:tc>
-          <w:tcPr>
-            <w:vAlign w:val="bottom"/>
-          </w:tcPr>
-          <w:p>
-            <w:pPr>
-              <w:rPr>
-                <w:sz w:val="20"/>
-                <w:szCs w:val="20"/>
-              </w:rPr>
-            </w:pPr>
-            <w:r>
-              <w:rPr>
-                <w:rtl w:val="0"/>
-              </w:rPr>
             </w:r>
           </w:p>
         </w:tc>
